--- a/backend/data/Fristgerechte_Kündigung_Otelo.docx
+++ b/backend/data/Fristgerechte_Kündigung_Otelo.docx
@@ -735,23 +735,7 @@
           <w:rFonts w:ascii="Calibri" w:hAnsi="Calibri" w:cs="Calibri"/>
           <w:lang w:val="en-US"/>
         </w:rPr>
-        <w:t>{% set _=</w:t>
-      </w:r>
-      <w:proofErr w:type="gramStart"/>
-      <w:r>
-        <w:rPr>
-          <w:rFonts w:ascii="Calibri" w:hAnsi="Calibri" w:cs="Calibri"/>
-          <w:lang w:val="en-US"/>
-        </w:rPr>
-        <w:t>options(</w:t>
-      </w:r>
-      <w:proofErr w:type="gramEnd"/>
-      <w:r>
-        <w:rPr>
-          <w:rFonts w:ascii="Calibri" w:hAnsi="Calibri" w:cs="Calibri"/>
-          <w:lang w:val="en-US"/>
-        </w:rPr>
-        <w:t>[</w:t>
+        <w:t>{% set _=options([</w:t>
       </w:r>
     </w:p>
     <w:p>
@@ -766,17 +750,8 @@
           <w:rFonts w:ascii="Calibri" w:hAnsi="Calibri" w:cs="Calibri"/>
           <w:lang w:val="en-US"/>
         </w:rPr>
-        <w:t xml:space="preserve">        {"name":"Datum","type":"date","offset":</w:t>
+        <w:t xml:space="preserve">        {"name":"Datum","type":"date","offset":0},</w:t>
       </w:r>
-      <w:proofErr w:type="gramStart"/>
-      <w:r>
-        <w:rPr>
-          <w:rFonts w:ascii="Calibri" w:hAnsi="Calibri" w:cs="Calibri"/>
-          <w:lang w:val="en-US"/>
-        </w:rPr>
-        <w:t>0},</w:t>
-      </w:r>
-      <w:proofErr w:type="gramEnd"/>
     </w:p>
     <w:p>
       <w:pPr>
@@ -934,7 +909,25 @@
         <w:rPr>
           <w:rFonts w:ascii="Calibri" w:hAnsi="Calibri" w:cs="Calibri"/>
         </w:rPr>
-        <w:t xml:space="preserve">            "category":["Kündigung"],</w:t>
+        <w:t xml:space="preserve">            "category":["</w:t>
+      </w:r>
+      <w:r>
+        <w:rPr>
+          <w:rFonts w:ascii="Calibri" w:hAnsi="Calibri" w:cs="Calibri"/>
+        </w:rPr>
+        <w:t>Fristgerechte</w:t>
+      </w:r>
+      <w:r>
+        <w:rPr>
+          <w:rFonts w:ascii="Calibri" w:hAnsi="Calibri" w:cs="Calibri"/>
+        </w:rPr>
+        <w:t xml:space="preserve"> </w:t>
+      </w:r>
+      <w:r>
+        <w:rPr>
+          <w:rFonts w:ascii="Calibri" w:hAnsi="Calibri" w:cs="Calibri"/>
+        </w:rPr>
+        <w:t>Kündigung"],</w:t>
       </w:r>
     </w:p>
     <w:p>
@@ -1008,6 +1001,7 @@
       <w:pPr>
         <w:rPr>
           <w:rFonts w:ascii="Calibri" w:hAnsi="Calibri" w:cs="Calibri"/>
+          <w:lang w:val="en-US"/>
         </w:rPr>
       </w:pPr>
       <w:r>
@@ -1019,24 +1013,28 @@
       <w:r>
         <w:rPr>
           <w:rFonts w:ascii="Calibri" w:hAnsi="Calibri" w:cs="Calibri"/>
+          <w:lang w:val="en-US"/>
         </w:rPr>
         <w:t>"provider":["</w:t>
       </w:r>
       <w:r>
         <w:rPr>
           <w:rFonts w:ascii="Calibri" w:hAnsi="Calibri" w:cs="Calibri"/>
+          <w:lang w:val="en-US"/>
         </w:rPr>
         <w:t>Otelo</w:t>
       </w:r>
       <w:r>
         <w:rPr>
           <w:rFonts w:ascii="Calibri" w:hAnsi="Calibri" w:cs="Calibri"/>
+          <w:lang w:val="en-US"/>
         </w:rPr>
         <w:t>"]</w:t>
       </w:r>
       <w:r>
         <w:rPr>
           <w:rFonts w:ascii="Calibri" w:hAnsi="Calibri" w:cs="Calibri"/>
+          <w:lang w:val="en-US"/>
         </w:rPr>
         <w:t>,</w:t>
       </w:r>
@@ -1046,11 +1044,13 @@
         <w:ind w:firstLine="708"/>
         <w:rPr>
           <w:rFonts w:ascii="Calibri" w:hAnsi="Calibri" w:cs="Calibri"/>
+          <w:lang w:val="en-US"/>
         </w:rPr>
       </w:pPr>
       <w:r>
         <w:rPr>
           <w:rFonts w:ascii="Calibri" w:hAnsi="Calibri" w:cs="Calibri"/>
+          <w:lang w:val="en-US"/>
         </w:rPr>
         <w:t>"vertragstyp":["Mobilfunk"]</w:t>
       </w:r>
@@ -1059,6 +1059,7 @@
       <w:pPr>
         <w:rPr>
           <w:rFonts w:ascii="Calibri" w:hAnsi="Calibri" w:cs="Calibri"/>
+          <w:lang w:val="en-US"/>
         </w:rPr>
       </w:pPr>
     </w:p>
@@ -1066,11 +1067,13 @@
       <w:pPr>
         <w:rPr>
           <w:rFonts w:ascii="Calibri" w:hAnsi="Calibri" w:cs="Calibri"/>
+          <w:lang w:val="en-US"/>
         </w:rPr>
       </w:pPr>
       <w:r>
         <w:rPr>
           <w:rFonts w:ascii="Calibri" w:hAnsi="Calibri" w:cs="Calibri"/>
+          <w:lang w:val="en-US"/>
         </w:rPr>
         <w:t xml:space="preserve">        }</w:t>
       </w:r>
@@ -1079,11 +1082,13 @@
       <w:pPr>
         <w:rPr>
           <w:rFonts w:ascii="Calibri" w:hAnsi="Calibri" w:cs="Calibri"/>
+          <w:lang w:val="en-US"/>
         </w:rPr>
       </w:pPr>
       <w:r>
         <w:rPr>
           <w:rFonts w:ascii="Calibri" w:hAnsi="Calibri" w:cs="Calibri"/>
+          <w:lang w:val="en-US"/>
         </w:rPr>
         <w:t xml:space="preserve">    ])%</w:t>
       </w:r>
@@ -1092,11 +1097,13 @@
       <w:pPr>
         <w:rPr>
           <w:rFonts w:ascii="Calibri" w:hAnsi="Calibri" w:cs="Calibri"/>
+          <w:lang w:val="en-US"/>
         </w:rPr>
       </w:pPr>
       <w:r>
         <w:rPr>
           <w:rFonts w:ascii="Calibri" w:hAnsi="Calibri" w:cs="Calibri"/>
+          <w:lang w:val="en-US"/>
         </w:rPr>
         <w:t>}{% set _=layout([</w:t>
       </w:r>
@@ -1110,8 +1117,15 @@
       <w:r>
         <w:rPr>
           <w:rFonts w:ascii="Calibri" w:hAnsi="Calibri" w:cs="Calibri"/>
-        </w:rPr>
-        <w:t xml:space="preserve">        {"Stammdaten":[</w:t>
+          <w:lang w:val="en-US"/>
+        </w:rPr>
+        <w:t xml:space="preserve">        </w:t>
+      </w:r>
+      <w:r>
+        <w:rPr>
+          <w:rFonts w:ascii="Calibri" w:hAnsi="Calibri" w:cs="Calibri"/>
+        </w:rPr>
+        <w:t>{"Stammdaten":[</w:t>
       </w:r>
     </w:p>
     <w:p>
